--- a/lessons/6-9-group1/homework.docx
+++ b/lessons/6-9-group1/homework.docx
@@ -115,7 +115,7 @@
           <wp:inline distT="0" distB="0" distL="0" distR="0">
             <wp:extent cx="1047750" cy="790575"/>
             <wp:effectExtent t="0" r="0" b="0" l="0"/>
-            <wp:docPr id="1" name="" descr="" title=""/>
+            <wp:docPr id="1" name="Whole Number" descr="Picture illustrating the vocabulary word &quot;Whole Number&quot;" title="Whole Number"/>
             <wp:cNvGraphicFramePr>
               <a:graphicFrameLocks xmlns:a="http://schemas.openxmlformats.org/drawingml/2006/main" noChangeAspect="1"/>
             </wp:cNvGraphicFramePr>
@@ -161,10 +161,10 @@
           <w:b/>
           <w:bCs/>
         </w:rPr>
-        <w:t xml:space="preserve">Divide Whole Numbers by Fractions (Dividir números enteros entre fracciones)</w:t>
-      </w:r>
-      <w:r>
-        <w:t xml:space="preserve"> — Find how many fractional groups fit in a whole number by multiplying by the reciprocal.</w:t>
+        <w:t xml:space="preserve">Whole Number (Número entero)</w:t>
+      </w:r>
+      <w:r>
+        <w:t xml:space="preserve"> — A counting number with no fraction or decimal, like 0, 1, 2, 3.</w:t>
       </w:r>
     </w:p>
     <w:p>
@@ -178,7 +178,7 @@
           <wp:inline distT="0" distB="0" distL="0" distR="0">
             <wp:extent cx="1047750" cy="790575"/>
             <wp:effectExtent t="0" r="0" b="0" l="0"/>
-            <wp:docPr id="1" name="" descr="" title=""/>
+            <wp:docPr id="1" name="Fraction" descr="Picture illustrating the vocabulary word &quot;Fraction&quot;" title="Fraction"/>
             <wp:cNvGraphicFramePr>
               <a:graphicFrameLocks xmlns:a="http://schemas.openxmlformats.org/drawingml/2006/main" noChangeAspect="1"/>
             </wp:cNvGraphicFramePr>
@@ -224,10 +224,10 @@
           <w:b/>
           <w:bCs/>
         </w:rPr>
-        <w:t xml:space="preserve">Whole Number (Número entero)</w:t>
-      </w:r>
-      <w:r>
-        <w:t xml:space="preserve"> — A counting number with no fraction or decimal, like 0, 1, 2, 3.</w:t>
+        <w:t xml:space="preserve">Fraction (Fracción)</w:t>
+      </w:r>
+      <w:r>
+        <w:t xml:space="preserve"> — A number that shows part of a whole, like 3/4.</w:t>
       </w:r>
     </w:p>
     <w:p>
@@ -241,7 +241,7 @@
           <wp:inline distT="0" distB="0" distL="0" distR="0">
             <wp:extent cx="1047750" cy="790575"/>
             <wp:effectExtent t="0" r="0" b="0" l="0"/>
-            <wp:docPr id="1" name="" descr="" title=""/>
+            <wp:docPr id="1" name="Reciprocal" descr="Picture illustrating the vocabulary word &quot;Reciprocal&quot;" title="Reciprocal"/>
             <wp:cNvGraphicFramePr>
               <a:graphicFrameLocks xmlns:a="http://schemas.openxmlformats.org/drawingml/2006/main" noChangeAspect="1"/>
             </wp:cNvGraphicFramePr>
@@ -287,10 +287,10 @@
           <w:b/>
           <w:bCs/>
         </w:rPr>
-        <w:t xml:space="preserve">Fraction (Fracción)</w:t>
-      </w:r>
-      <w:r>
-        <w:t xml:space="preserve"> — A number that shows part of a whole, like 3/4.</w:t>
+        <w:t xml:space="preserve">Reciprocal (Recíproco)</w:t>
+      </w:r>
+      <w:r>
+        <w:t xml:space="preserve"> — A fraction turned upside down.</w:t>
       </w:r>
     </w:p>
     <w:p>
@@ -304,7 +304,70 @@
           <wp:inline distT="0" distB="0" distL="0" distR="0">
             <wp:extent cx="1047750" cy="790575"/>
             <wp:effectExtent t="0" r="0" b="0" l="0"/>
-            <wp:docPr id="1" name="" descr="" title=""/>
+            <wp:docPr id="1" name="Keep, Change, Flip" descr="Picture illustrating the vocabulary word &quot;Keep, Change, Flip&quot;" title="Keep, Change, Flip"/>
+            <wp:cNvGraphicFramePr>
+              <a:graphicFrameLocks xmlns:a="http://schemas.openxmlformats.org/drawingml/2006/main" noChangeAspect="1"/>
+            </wp:cNvGraphicFramePr>
+            <a:graphic xmlns:a="http://schemas.openxmlformats.org/drawingml/2006/main">
+              <a:graphicData uri="http://schemas.openxmlformats.org/drawingml/2006/picture">
+                <pic:pic xmlns:pic="http://schemas.openxmlformats.org/drawingml/2006/picture">
+                  <pic:nvPicPr>
+                    <pic:cNvPr id="0" name="" descr=""/>
+                    <pic:cNvPicPr>
+                      <a:picLocks noChangeAspect="1" noChangeArrowheads="1"/>
+                    </pic:cNvPicPr>
+                  </pic:nvPicPr>
+                  <pic:blipFill>
+                    <a:blip r:embed="rId9" cstate="none"/>
+                    <a:srcRect/>
+                    <a:stretch>
+                      <a:fillRect/>
+                    </a:stretch>
+                  </pic:blipFill>
+                  <pic:spPr bwMode="auto">
+                    <a:xfrm>
+                      <a:off x="0" y="0"/>
+                      <a:ext cx="1047750" cy="790575"/>
+                    </a:xfrm>
+                    <a:prstGeom prst="rect">
+                      <a:avLst/>
+                    </a:prstGeom>
+                  </pic:spPr>
+                </pic:pic>
+              </a:graphicData>
+            </a:graphic>
+          </wp:inline>
+        </w:drawing>
+      </w:r>
+    </w:p>
+    <w:p>
+      <w:pPr>
+        <w:keepNext/>
+        <w:spacing w:after="120"/>
+      </w:pPr>
+      <w:r>
+        <w:rPr>
+          <w:b/>
+          <w:bCs/>
+        </w:rPr>
+        <w:t xml:space="preserve">Keep, Change, Flip (Mantener, cambiar, invertir)</w:t>
+      </w:r>
+      <w:r>
+        <w:t xml:space="preserve"> — A way to divide fractions: keep the first, change ÷ to ×, flip the second.</w:t>
+      </w:r>
+    </w:p>
+    <w:p>
+      <w:pPr>
+        <w:keepNext/>
+        <w:spacing w:after="20" w:before="80"/>
+        <w:jc w:val="center"/>
+      </w:pPr>
+      <w:r>
+        <w:drawing>
+          <wp:inline distT="0" distB="0" distL="0" distR="0">
+            <wp:extent cx="1047750" cy="790575"/>
+            <wp:effectExtent t="0" r="0" b="0" l="0"/>
+            <wp:docPr id="1" name="Quotient" descr="Picture illustrating the vocabulary word &quot;Quotient&quot;" title="Quotient"/>
             <wp:cNvGraphicFramePr>
               <a:graphicFrameLocks xmlns:a="http://schemas.openxmlformats.org/drawingml/2006/main" noChangeAspect="1"/>
             </wp:cNvGraphicFramePr>
@@ -350,132 +413,6 @@
           <w:b/>
           <w:bCs/>
         </w:rPr>
-        <w:t xml:space="preserve">Reciprocal (Recíproco)</w:t>
-      </w:r>
-      <w:r>
-        <w:t xml:space="preserve"> — A fraction turned upside down.</w:t>
-      </w:r>
-    </w:p>
-    <w:p>
-      <w:pPr>
-        <w:keepNext/>
-        <w:spacing w:after="20" w:before="80"/>
-        <w:jc w:val="center"/>
-      </w:pPr>
-      <w:r>
-        <w:drawing>
-          <wp:inline distT="0" distB="0" distL="0" distR="0">
-            <wp:extent cx="1047750" cy="790575"/>
-            <wp:effectExtent t="0" r="0" b="0" l="0"/>
-            <wp:docPr id="1" name="" descr="" title=""/>
-            <wp:cNvGraphicFramePr>
-              <a:graphicFrameLocks xmlns:a="http://schemas.openxmlformats.org/drawingml/2006/main" noChangeAspect="1"/>
-            </wp:cNvGraphicFramePr>
-            <a:graphic xmlns:a="http://schemas.openxmlformats.org/drawingml/2006/main">
-              <a:graphicData uri="http://schemas.openxmlformats.org/drawingml/2006/picture">
-                <pic:pic xmlns:pic="http://schemas.openxmlformats.org/drawingml/2006/picture">
-                  <pic:nvPicPr>
-                    <pic:cNvPr id="0" name="" descr=""/>
-                    <pic:cNvPicPr>
-                      <a:picLocks noChangeAspect="1" noChangeArrowheads="1"/>
-                    </pic:cNvPicPr>
-                  </pic:nvPicPr>
-                  <pic:blipFill>
-                    <a:blip r:embed="rId10" cstate="none"/>
-                    <a:srcRect/>
-                    <a:stretch>
-                      <a:fillRect/>
-                    </a:stretch>
-                  </pic:blipFill>
-                  <pic:spPr bwMode="auto">
-                    <a:xfrm>
-                      <a:off x="0" y="0"/>
-                      <a:ext cx="1047750" cy="790575"/>
-                    </a:xfrm>
-                    <a:prstGeom prst="rect">
-                      <a:avLst/>
-                    </a:prstGeom>
-                  </pic:spPr>
-                </pic:pic>
-              </a:graphicData>
-            </a:graphic>
-          </wp:inline>
-        </w:drawing>
-      </w:r>
-    </w:p>
-    <w:p>
-      <w:pPr>
-        <w:keepNext/>
-        <w:spacing w:after="120"/>
-      </w:pPr>
-      <w:r>
-        <w:rPr>
-          <w:b/>
-          <w:bCs/>
-        </w:rPr>
-        <w:t xml:space="preserve">Keep, Change, Flip (Mantener, cambiar, invertir)</w:t>
-      </w:r>
-      <w:r>
-        <w:t xml:space="preserve"> — A way to divide fractions: keep the first, change ÷ to ×, flip the second.</w:t>
-      </w:r>
-    </w:p>
-    <w:p>
-      <w:pPr>
-        <w:keepNext/>
-        <w:spacing w:after="20" w:before="80"/>
-        <w:jc w:val="center"/>
-      </w:pPr>
-      <w:r>
-        <w:drawing>
-          <wp:inline distT="0" distB="0" distL="0" distR="0">
-            <wp:extent cx="1047750" cy="790575"/>
-            <wp:effectExtent t="0" r="0" b="0" l="0"/>
-            <wp:docPr id="1" name="" descr="" title=""/>
-            <wp:cNvGraphicFramePr>
-              <a:graphicFrameLocks xmlns:a="http://schemas.openxmlformats.org/drawingml/2006/main" noChangeAspect="1"/>
-            </wp:cNvGraphicFramePr>
-            <a:graphic xmlns:a="http://schemas.openxmlformats.org/drawingml/2006/main">
-              <a:graphicData uri="http://schemas.openxmlformats.org/drawingml/2006/picture">
-                <pic:pic xmlns:pic="http://schemas.openxmlformats.org/drawingml/2006/picture">
-                  <pic:nvPicPr>
-                    <pic:cNvPr id="0" name="" descr=""/>
-                    <pic:cNvPicPr>
-                      <a:picLocks noChangeAspect="1" noChangeArrowheads="1"/>
-                    </pic:cNvPicPr>
-                  </pic:nvPicPr>
-                  <pic:blipFill>
-                    <a:blip r:embed="rId11" cstate="none"/>
-                    <a:srcRect/>
-                    <a:stretch>
-                      <a:fillRect/>
-                    </a:stretch>
-                  </pic:blipFill>
-                  <pic:spPr bwMode="auto">
-                    <a:xfrm>
-                      <a:off x="0" y="0"/>
-                      <a:ext cx="1047750" cy="790575"/>
-                    </a:xfrm>
-                    <a:prstGeom prst="rect">
-                      <a:avLst/>
-                    </a:prstGeom>
-                  </pic:spPr>
-                </pic:pic>
-              </a:graphicData>
-            </a:graphic>
-          </wp:inline>
-        </w:drawing>
-      </w:r>
-    </w:p>
-    <w:p>
-      <w:pPr>
-        <w:keepNext/>
-        <w:spacing w:after="120"/>
-      </w:pPr>
-      <w:r>
-        <w:rPr>
-          <w:b/>
-          <w:bCs/>
-        </w:rPr>
         <w:t xml:space="preserve">Quotient (Cociente)</w:t>
       </w:r>
       <w:r>
@@ -524,15 +461,15 @@
         <w:spacing w:after="40" w:before="0"/>
       </w:pPr>
       <w:r>
-        <w:t xml:space="preserve">     A. 18</w:t>
-      </w:r>
-    </w:p>
-    <w:p>
-      <w:pPr>
-        <w:spacing w:after="40" w:before="0"/>
-      </w:pPr>
-      <w:r>
-        <w:t xml:space="preserve">     B. 2</w:t>
+        <w:t xml:space="preserve">     A. 2</w:t>
+      </w:r>
+    </w:p>
+    <w:p>
+      <w:pPr>
+        <w:spacing w:after="40" w:before="0"/>
+      </w:pPr>
+      <w:r>
+        <w:t xml:space="preserve">     B. 3</w:t>
       </w:r>
     </w:p>
     <w:p>
@@ -548,7 +485,7 @@
         <w:spacing w:after="40" w:before="0"/>
       </w:pPr>
       <w:r>
-        <w:t xml:space="preserve">     D. 3</w:t>
+        <w:t xml:space="preserve">     D. 18</w:t>
       </w:r>
     </w:p>
     <w:p>
@@ -579,31 +516,31 @@
         <w:spacing w:after="40" w:before="0"/>
       </w:pPr>
       <w:r>
-        <w:t xml:space="preserve">     A. 15</w:t>
-      </w:r>
-    </w:p>
-    <w:p>
-      <w:pPr>
-        <w:spacing w:after="40" w:before="0"/>
-      </w:pPr>
-      <w:r>
-        <w:t xml:space="preserve">     B. 3/5</w:t>
-      </w:r>
-    </w:p>
-    <w:p>
-      <w:pPr>
-        <w:spacing w:after="40" w:before="0"/>
-      </w:pPr>
-      <w:r>
-        <w:t xml:space="preserve">     C. 5/3</w:t>
-      </w:r>
-    </w:p>
-    <w:p>
-      <w:pPr>
-        <w:spacing w:after="40" w:before="0"/>
-      </w:pPr>
-      <w:r>
-        <w:t xml:space="preserve">     D. 8</w:t>
+        <w:t xml:space="preserve">     A. 3/5</w:t>
+      </w:r>
+    </w:p>
+    <w:p>
+      <w:pPr>
+        <w:spacing w:after="40" w:before="0"/>
+      </w:pPr>
+      <w:r>
+        <w:t xml:space="preserve">     B. 5/3</w:t>
+      </w:r>
+    </w:p>
+    <w:p>
+      <w:pPr>
+        <w:spacing w:after="40" w:before="0"/>
+      </w:pPr>
+      <w:r>
+        <w:t xml:space="preserve">     C. 8</w:t>
+      </w:r>
+    </w:p>
+    <w:p>
+      <w:pPr>
+        <w:spacing w:after="40" w:before="0"/>
+      </w:pPr>
+      <w:r>
+        <w:t xml:space="preserve">     D. 15</w:t>
       </w:r>
     </w:p>
     <w:p>
@@ -626,259 +563,31 @@
           <w:b/>
           <w:bCs/>
         </w:rPr>
-        <w:t xml:space="preserve">3. Detective Park has 4 cups of flour. Each batch of evidence-cookies needs 1/2 cup. How many batches can he make?</w:t>
-      </w:r>
-    </w:p>
-    <w:p>
-      <w:pPr>
-        <w:spacing w:after="40" w:before="0"/>
-      </w:pPr>
-      <w:r>
-        <w:t xml:space="preserve">     A. 8</w:t>
-      </w:r>
-    </w:p>
-    <w:p>
-      <w:pPr>
-        <w:spacing w:after="40" w:before="0"/>
-      </w:pPr>
-      <w:r>
-        <w:t xml:space="preserve">     B. 2</w:t>
-      </w:r>
-    </w:p>
-    <w:p>
-      <w:pPr>
-        <w:spacing w:after="40" w:before="0"/>
-      </w:pPr>
-      <w:r>
-        <w:t xml:space="preserve">     C. 4</w:t>
-      </w:r>
-    </w:p>
-    <w:p>
-      <w:pPr>
-        <w:spacing w:after="40" w:before="0"/>
-      </w:pPr>
-      <w:r>
-        <w:t xml:space="preserve">     D. 6</w:t>
-      </w:r>
-    </w:p>
-    <w:p>
-      <w:pPr>
-        <w:spacing w:after="60" w:before="120"/>
-      </w:pPr>
-      <w:r>
-        <w:rPr>
-          <w:color w:val="BBBBBB"/>
-        </w:rPr>
-        <w:t xml:space="preserve">______________________________________________________________________</w:t>
-      </w:r>
-    </w:p>
-    <w:p>
-      <w:pPr>
-        <w:spacing w:after="80" w:before="0"/>
-      </w:pPr>
-      <w:r>
-        <w:rPr>
-          <w:b/>
-          <w:bCs/>
-        </w:rPr>
-        <w:t xml:space="preserve">4. The crew has 8 quarts of sports drink. Each detective's water bottle holds 4/5 of a quart. How many bottles can be filled?</w:t>
-      </w:r>
-    </w:p>
-    <w:p>
-      <w:pPr>
-        <w:spacing w:after="40" w:before="0"/>
-      </w:pPr>
-      <w:r>
-        <w:t xml:space="preserve">     A. 10</w:t>
-      </w:r>
-    </w:p>
-    <w:p>
-      <w:pPr>
-        <w:spacing w:after="40" w:before="0"/>
-      </w:pPr>
-      <w:r>
-        <w:t xml:space="preserve">     B. 5</w:t>
-      </w:r>
-    </w:p>
-    <w:p>
-      <w:pPr>
-        <w:spacing w:after="40" w:before="0"/>
-      </w:pPr>
-      <w:r>
-        <w:t xml:space="preserve">     C. 32/5</w:t>
-      </w:r>
-    </w:p>
-    <w:p>
-      <w:pPr>
-        <w:spacing w:after="40" w:before="0"/>
-      </w:pPr>
-      <w:r>
-        <w:t xml:space="preserve">     D. 12</w:t>
-      </w:r>
-    </w:p>
-    <w:p>
-      <w:pPr>
-        <w:spacing w:after="60" w:before="120"/>
-      </w:pPr>
-      <w:r>
-        <w:rPr>
-          <w:color w:val="BBBBBB"/>
-        </w:rPr>
-        <w:t xml:space="preserve">______________________________________________________________________</w:t>
-      </w:r>
-    </w:p>
-    <w:p>
-      <w:pPr>
-        <w:spacing w:after="80" w:before="0"/>
-      </w:pPr>
-      <w:r>
-        <w:rPr>
-          <w:b/>
-          <w:bCs/>
-        </w:rPr>
-        <w:t xml:space="preserve">5. There are 3 bags of trail mix. Each snack pouch needs 2/3 of a bag. How many full pouches can be filled, and is there a leftover?</w:t>
-      </w:r>
-    </w:p>
-    <w:p>
-      <w:pPr>
-        <w:spacing w:after="40" w:before="0"/>
-      </w:pPr>
-      <w:r>
-        <w:t xml:space="preserve">     A. 4 1/2 pouches (4 full, half a pouch left)</w:t>
-      </w:r>
-    </w:p>
-    <w:p>
-      <w:pPr>
-        <w:spacing w:after="40" w:before="0"/>
-      </w:pPr>
-      <w:r>
-        <w:t xml:space="preserve">     B. 4 pouches exactly</w:t>
-      </w:r>
-    </w:p>
-    <w:p>
-      <w:pPr>
-        <w:spacing w:after="40" w:before="0"/>
-      </w:pPr>
-      <w:r>
-        <w:t xml:space="preserve">     C. 2 pouches</w:t>
-      </w:r>
-    </w:p>
-    <w:p>
-      <w:pPr>
-        <w:spacing w:after="40" w:before="0"/>
-      </w:pPr>
-      <w:r>
-        <w:t xml:space="preserve">     D. 6 pouches</w:t>
-      </w:r>
-    </w:p>
-    <w:p>
-      <w:pPr>
-        <w:spacing w:after="60" w:before="120"/>
-      </w:pPr>
-      <w:r>
-        <w:rPr>
-          <w:color w:val="BBBBBB"/>
-        </w:rPr>
-        <w:t xml:space="preserve">______________________________________________________________________</w:t>
-      </w:r>
-    </w:p>
-    <w:p>
-      <w:pPr>
-        <w:spacing w:after="80" w:before="0"/>
-      </w:pPr>
-      <w:r>
-        <w:rPr>
-          <w:b/>
-          <w:bCs/>
-        </w:rPr>
-        <w:t xml:space="preserve">6. Detective Park bakes with 9 cups of batter. Each muffin pan holds 3/4 of a cup. How many pans can he fill?</w:t>
-      </w:r>
-    </w:p>
-    <w:p>
-      <w:pPr>
-        <w:spacing w:after="40" w:before="0"/>
-      </w:pPr>
-      <w:r>
-        <w:t xml:space="preserve">     A. 12</w:t>
-      </w:r>
-    </w:p>
-    <w:p>
-      <w:pPr>
-        <w:spacing w:after="40" w:before="0"/>
-      </w:pPr>
-      <w:r>
-        <w:t xml:space="preserve">     B. 6</w:t>
-      </w:r>
-    </w:p>
-    <w:p>
-      <w:pPr>
-        <w:spacing w:after="40" w:before="0"/>
-      </w:pPr>
-      <w:r>
-        <w:t xml:space="preserve">     C. 27/4</w:t>
-      </w:r>
-    </w:p>
-    <w:p>
-      <w:pPr>
-        <w:spacing w:after="40" w:before="0"/>
-      </w:pPr>
-      <w:r>
-        <w:t xml:space="preserve">     D. 9</w:t>
-      </w:r>
-    </w:p>
-    <w:p>
-      <w:pPr>
-        <w:spacing w:after="60" w:before="120"/>
-      </w:pPr>
-      <w:r>
-        <w:rPr>
-          <w:color w:val="BBBBBB"/>
-        </w:rPr>
-        <w:t xml:space="preserve">______________________________________________________________________</w:t>
-      </w:r>
-    </w:p>
-    <w:p>
-      <w:pPr>
-        <w:spacing w:after="80" w:before="0"/>
-      </w:pPr>
-      <w:r>
-        <w:rPr>
-          <w:b/>
-          <w:bCs/>
-        </w:rPr>
-        <w:t xml:space="preserve">7. Level 2 Extension — Catch the Catering Mistake</w:t>
-      </w:r>
-    </w:p>
-    <w:p>
-      <w:pPr>
-        <w:spacing w:after="40" w:before="0"/>
-      </w:pPr>
-      <w:r>
-        <w:t xml:space="preserve">   Step 1 (Problem): 6 cups of soup ÷ 3/4-cup bowls</w:t>
-      </w:r>
-    </w:p>
-    <w:p>
-      <w:pPr>
-        <w:spacing w:after="40" w:before="0"/>
-      </w:pPr>
-      <w:r>
-        <w:t xml:space="preserve">   Step 2 (Keep, Change, Flip): 6 × 3/4</w:t>
-      </w:r>
-    </w:p>
-    <w:p>
-      <w:pPr>
-        <w:spacing w:after="40" w:before="0"/>
-      </w:pPr>
-      <w:r>
-        <w:t xml:space="preserve">   Step 3 (Multiply): 18/4</w:t>
-      </w:r>
-    </w:p>
-    <w:p>
-      <w:pPr>
-        <w:spacing w:after="40" w:before="0"/>
-      </w:pPr>
-      <w:r>
-        <w:t xml:space="preserve">   Step 4 (Simplify): 4 1/2 bowls</w:t>
+        <w:t xml:space="preserve">3. Spot the Common Mistake</w:t>
+      </w:r>
+    </w:p>
+    <w:p>
+      <w:pPr>
+        <w:spacing w:after="40" w:before="0"/>
+      </w:pPr>
+      <w:r>
+        <w:t xml:space="preserve">   Step 1 (Problem): 4 ÷ 1/5</w:t>
+      </w:r>
+    </w:p>
+    <w:p>
+      <w:pPr>
+        <w:spacing w:after="40" w:before="0"/>
+      </w:pPr>
+      <w:r>
+        <w:t xml:space="preserve">   Step 2 (Keep, Change, Flip): Kept the 4 and changed ÷ to ×, but forgot to flip: 4 × 1/5</w:t>
+      </w:r>
+    </w:p>
+    <w:p>
+      <w:pPr>
+        <w:spacing w:after="40" w:before="0"/>
+      </w:pPr>
+      <w:r>
+        <w:t xml:space="preserve">   Step 3 (Multiply): 4 × 1/5 = 4/5</w:t>
       </w:r>
     </w:p>
     <w:p>
@@ -935,39 +644,298 @@
           <w:b/>
           <w:bCs/>
         </w:rPr>
-        <w:t xml:space="preserve">8. Find the Division Error</w:t>
-      </w:r>
-    </w:p>
-    <w:p>
-      <w:pPr>
-        <w:spacing w:after="40" w:before="0"/>
-      </w:pPr>
-      <w:r>
-        <w:t xml:space="preserve">   Step 1 (Problem): 6 ÷ 2/3</w:t>
-      </w:r>
-    </w:p>
-    <w:p>
-      <w:pPr>
-        <w:spacing w:after="40" w:before="0"/>
-      </w:pPr>
-      <w:r>
-        <w:t xml:space="preserve">   Step 2 (Keep, Change, Flip): 6 × 2/3</w:t>
-      </w:r>
-    </w:p>
-    <w:p>
-      <w:pPr>
-        <w:spacing w:after="40" w:before="0"/>
-      </w:pPr>
-      <w:r>
-        <w:t xml:space="preserve">   Step 3 (Multiply): 12/3</w:t>
-      </w:r>
-    </w:p>
-    <w:p>
-      <w:pPr>
-        <w:spacing w:after="40" w:before="0"/>
-      </w:pPr>
-      <w:r>
-        <w:t xml:space="preserve">   Step 4 (Simplify): 4</w:t>
+        <w:t xml:space="preserve">4. What is 6 ÷ 2/3?</w:t>
+      </w:r>
+    </w:p>
+    <w:p>
+      <w:pPr>
+        <w:spacing w:after="40" w:before="0"/>
+      </w:pPr>
+      <w:r>
+        <w:t xml:space="preserve">     A. 2/18</w:t>
+      </w:r>
+    </w:p>
+    <w:p>
+      <w:pPr>
+        <w:spacing w:after="40" w:before="0"/>
+      </w:pPr>
+      <w:r>
+        <w:t xml:space="preserve">     B. 4</w:t>
+      </w:r>
+    </w:p>
+    <w:p>
+      <w:pPr>
+        <w:spacing w:after="40" w:before="0"/>
+      </w:pPr>
+      <w:r>
+        <w:t xml:space="preserve">     C. 9</w:t>
+      </w:r>
+    </w:p>
+    <w:p>
+      <w:pPr>
+        <w:spacing w:after="40" w:before="0"/>
+      </w:pPr>
+      <w:r>
+        <w:t xml:space="preserve">     D. 12</w:t>
+      </w:r>
+    </w:p>
+    <w:p>
+      <w:pPr>
+        <w:spacing w:after="60" w:before="120"/>
+      </w:pPr>
+      <w:r>
+        <w:rPr>
+          <w:color w:val="BBBBBB"/>
+        </w:rPr>
+        <w:t xml:space="preserve">______________________________________________________________________</w:t>
+      </w:r>
+    </w:p>
+    <w:p>
+      <w:pPr>
+        <w:spacing w:after="80" w:before="0"/>
+      </w:pPr>
+      <w:r>
+        <w:rPr>
+          <w:b/>
+          <w:bCs/>
+        </w:rPr>
+        <w:t xml:space="preserve">5. Detective Park has 4 cups of flour. Each batch of evidence-cookies needs 1/2 cup. How many batches can he make?</w:t>
+      </w:r>
+    </w:p>
+    <w:p>
+      <w:pPr>
+        <w:spacing w:after="40" w:before="0"/>
+      </w:pPr>
+      <w:r>
+        <w:t xml:space="preserve">     A. 2</w:t>
+      </w:r>
+    </w:p>
+    <w:p>
+      <w:pPr>
+        <w:spacing w:after="40" w:before="0"/>
+      </w:pPr>
+      <w:r>
+        <w:t xml:space="preserve">     B. 4</w:t>
+      </w:r>
+    </w:p>
+    <w:p>
+      <w:pPr>
+        <w:spacing w:after="40" w:before="0"/>
+      </w:pPr>
+      <w:r>
+        <w:t xml:space="preserve">     C. 6</w:t>
+      </w:r>
+    </w:p>
+    <w:p>
+      <w:pPr>
+        <w:spacing w:after="40" w:before="0"/>
+      </w:pPr>
+      <w:r>
+        <w:t xml:space="preserve">     D. 8</w:t>
+      </w:r>
+    </w:p>
+    <w:p>
+      <w:pPr>
+        <w:spacing w:after="60" w:before="120"/>
+      </w:pPr>
+      <w:r>
+        <w:rPr>
+          <w:color w:val="BBBBBB"/>
+        </w:rPr>
+        <w:t xml:space="preserve">______________________________________________________________________</w:t>
+      </w:r>
+    </w:p>
+    <w:p>
+      <w:pPr>
+        <w:spacing w:after="80" w:before="0"/>
+      </w:pPr>
+      <w:r>
+        <w:rPr>
+          <w:b/>
+          <w:bCs/>
+        </w:rPr>
+        <w:t xml:space="preserve">6. The crew has 8 quarts of sports drink. Each detective's water bottle holds 4/5 of a quart. How many bottles can be filled?</w:t>
+      </w:r>
+    </w:p>
+    <w:p>
+      <w:pPr>
+        <w:spacing w:after="40" w:before="0"/>
+      </w:pPr>
+      <w:r>
+        <w:t xml:space="preserve">     A. 5</w:t>
+      </w:r>
+    </w:p>
+    <w:p>
+      <w:pPr>
+        <w:spacing w:after="40" w:before="0"/>
+      </w:pPr>
+      <w:r>
+        <w:t xml:space="preserve">     B. 10</w:t>
+      </w:r>
+    </w:p>
+    <w:p>
+      <w:pPr>
+        <w:spacing w:after="40" w:before="0"/>
+      </w:pPr>
+      <w:r>
+        <w:t xml:space="preserve">     C. 12</w:t>
+      </w:r>
+    </w:p>
+    <w:p>
+      <w:pPr>
+        <w:spacing w:after="40" w:before="0"/>
+      </w:pPr>
+      <w:r>
+        <w:t xml:space="preserve">     D. 32/5</w:t>
+      </w:r>
+    </w:p>
+    <w:p>
+      <w:pPr>
+        <w:spacing w:after="60" w:before="120"/>
+      </w:pPr>
+      <w:r>
+        <w:rPr>
+          <w:color w:val="BBBBBB"/>
+        </w:rPr>
+        <w:t xml:space="preserve">______________________________________________________________________</w:t>
+      </w:r>
+    </w:p>
+    <w:p>
+      <w:pPr>
+        <w:spacing w:after="80" w:before="0"/>
+      </w:pPr>
+      <w:r>
+        <w:rPr>
+          <w:b/>
+          <w:bCs/>
+        </w:rPr>
+        <w:t xml:space="preserve">7. There are 3 bags of trail mix. Each snack pouch needs 2/3 of a bag. How many full pouches can be filled, and is there a leftover?</w:t>
+      </w:r>
+    </w:p>
+    <w:p>
+      <w:pPr>
+        <w:spacing w:after="40" w:before="0"/>
+      </w:pPr>
+      <w:r>
+        <w:t xml:space="preserve">     A. 2 pouches</w:t>
+      </w:r>
+    </w:p>
+    <w:p>
+      <w:pPr>
+        <w:spacing w:after="40" w:before="0"/>
+      </w:pPr>
+      <w:r>
+        <w:t xml:space="preserve">     B. 4 1/2 pouches (4 full, half a pouch left)</w:t>
+      </w:r>
+    </w:p>
+    <w:p>
+      <w:pPr>
+        <w:spacing w:after="40" w:before="0"/>
+      </w:pPr>
+      <w:r>
+        <w:t xml:space="preserve">     C. 4 pouches exactly</w:t>
+      </w:r>
+    </w:p>
+    <w:p>
+      <w:pPr>
+        <w:spacing w:after="40" w:before="0"/>
+      </w:pPr>
+      <w:r>
+        <w:t xml:space="preserve">     D. 6 pouches</w:t>
+      </w:r>
+    </w:p>
+    <w:p>
+      <w:pPr>
+        <w:spacing w:after="60" w:before="120"/>
+      </w:pPr>
+      <w:r>
+        <w:rPr>
+          <w:color w:val="BBBBBB"/>
+        </w:rPr>
+        <w:t xml:space="preserve">______________________________________________________________________</w:t>
+      </w:r>
+    </w:p>
+    <w:p>
+      <w:pPr>
+        <w:spacing w:after="80" w:before="0"/>
+      </w:pPr>
+      <w:r>
+        <w:rPr>
+          <w:b/>
+          <w:bCs/>
+        </w:rPr>
+        <w:t xml:space="preserve">8. Detective Park bakes with 9 cups of batter. Each muffin pan holds 3/4 of a cup. How many pans can he fill?</w:t>
+      </w:r>
+    </w:p>
+    <w:p>
+      <w:pPr>
+        <w:spacing w:after="40" w:before="0"/>
+      </w:pPr>
+      <w:r>
+        <w:t xml:space="preserve">     A. 6</w:t>
+      </w:r>
+    </w:p>
+    <w:p>
+      <w:pPr>
+        <w:spacing w:after="40" w:before="0"/>
+      </w:pPr>
+      <w:r>
+        <w:t xml:space="preserve">     B. 9</w:t>
+      </w:r>
+    </w:p>
+    <w:p>
+      <w:pPr>
+        <w:spacing w:after="40" w:before="0"/>
+      </w:pPr>
+      <w:r>
+        <w:t xml:space="preserve">     C. 12</w:t>
+      </w:r>
+    </w:p>
+    <w:p>
+      <w:pPr>
+        <w:spacing w:after="40" w:before="0"/>
+      </w:pPr>
+      <w:r>
+        <w:t xml:space="preserve">     D. 27/4</w:t>
+      </w:r>
+    </w:p>
+    <w:p>
+      <w:pPr>
+        <w:spacing w:after="60" w:before="120"/>
+      </w:pPr>
+      <w:r>
+        <w:rPr>
+          <w:color w:val="BBBBBB"/>
+        </w:rPr>
+        <w:t xml:space="preserve">______________________________________________________________________</w:t>
+      </w:r>
+    </w:p>
+    <w:p>
+      <w:pPr>
+        <w:spacing w:after="80" w:before="0"/>
+      </w:pPr>
+      <w:r>
+        <w:rPr>
+          <w:b/>
+          <w:bCs/>
+        </w:rPr>
+        <w:t xml:space="preserve">9. Fix our table's thinking</w:t>
+      </w:r>
+    </w:p>
+    <w:p>
+      <w:pPr>
+        <w:spacing w:after="40" w:before="0"/>
+      </w:pPr>
+      <w:r>
+        <w:t xml:space="preserve">   Step 1 (The problem): What is 6 ÷ 1/3?</w:t>
+      </w:r>
+    </w:p>
+    <w:p>
+      <w:pPr>
+        <w:spacing w:after="40" w:before="0"/>
+      </w:pPr>
+      <w:r>
+        <w:t xml:space="preserve">   Step 2 (A classmate at our table answered): 3</w:t>
       </w:r>
     </w:p>
     <w:p>
@@ -1042,7 +1010,7 @@
           <w:b/>
           <w:bCs/>
         </w:rPr>
-        <w:t xml:space="preserve">1. A. 18</w:t>
+        <w:t xml:space="preserve">1. D. 18</w:t>
       </w:r>
     </w:p>
     <w:p>
@@ -1074,7 +1042,7 @@
           <w:b/>
           <w:bCs/>
         </w:rPr>
-        <w:t xml:space="preserve">2. A. 15</w:t>
+        <w:t xml:space="preserve">2. D. 15</w:t>
       </w:r>
     </w:p>
     <w:p>
@@ -1106,7 +1074,7 @@
           <w:b/>
           <w:bCs/>
         </w:rPr>
-        <w:t xml:space="preserve">3. A. 8</w:t>
+        <w:t xml:space="preserve">3. Spot the Common Mistake</w:t>
       </w:r>
     </w:p>
     <w:p>
@@ -1114,7 +1082,43 @@
         <w:spacing w:after="20" w:before="0"/>
       </w:pPr>
       <w:r>
-        <w:t xml:space="preserve">     4 ÷ 1/2 = 4 × 2/1 = 8 batches. Each cup makes 2 half-cup batches.</w:t>
+        <w:t xml:space="preserve">     The mistake is in Step 2.</w:t>
+      </w:r>
+    </w:p>
+    <w:p>
+      <w:pPr>
+        <w:spacing w:after="20" w:before="0"/>
+      </w:pPr>
+      <w:r>
+        <w:t xml:space="preserve">     Correct work: Flip the divisor 1/5 to its reciprocal 5/1 before multiplying: 4 × 5/1 = 20. The mistake was multiplying by 1/5 instead of flipping it to 5. (The answer should be larger than 4, not smaller.)</w:t>
+      </w:r>
+    </w:p>
+    <w:p>
+      <w:pPr>
+        <w:spacing w:after="80" w:before="0"/>
+      </w:pPr>
+      <w:r>
+        <w:t xml:space="preserve">     Watch for: The Keep, Change, Flip step changed the ÷ to × but never flipped the divisor, so it multiplied by 1/5 instead of by 5/1. The reciprocal of 1/5 is 5, so 4 ÷ 1/5 = 4 × 5 = 20. That size makes sense too: 4 wholes contain twenty 1/5-size pieces, so the answer has to be bigger than 4, not the 4/5 that was written.</w:t>
+      </w:r>
+    </w:p>
+    <w:p>
+      <w:pPr>
+        <w:spacing w:after="40" w:before="0"/>
+      </w:pPr>
+      <w:r>
+        <w:rPr>
+          <w:b/>
+          <w:bCs/>
+        </w:rPr>
+        <w:t xml:space="preserve">4. C. 9</w:t>
+      </w:r>
+    </w:p>
+    <w:p>
+      <w:pPr>
+        <w:spacing w:after="20" w:before="0"/>
+      </w:pPr>
+      <w:r>
+        <w:t xml:space="preserve">     6 ÷ 2/3 = 6 × 3/2 = 18/2 = 9. Keep 6, change ÷ to ×, flip 2/3 to 3/2.</w:t>
       </w:r>
     </w:p>
     <w:p>
@@ -1138,7 +1142,7 @@
           <w:b/>
           <w:bCs/>
         </w:rPr>
-        <w:t xml:space="preserve">4. A. 10</w:t>
+        <w:t xml:space="preserve">5. D. 8</w:t>
       </w:r>
     </w:p>
     <w:p>
@@ -1146,7 +1150,7 @@
         <w:spacing w:after="20" w:before="0"/>
       </w:pPr>
       <w:r>
-        <w:t xml:space="preserve">     8 ÷ 4/5 = 8 × 5/4 = 40/4 = 10 bottles.</w:t>
+        <w:t xml:space="preserve">     4 ÷ 1/2 = 4 × 2/1 = 8 batches. Each cup makes 2 half-cup batches.</w:t>
       </w:r>
     </w:p>
     <w:p>
@@ -1170,7 +1174,7 @@
           <w:b/>
           <w:bCs/>
         </w:rPr>
-        <w:t xml:space="preserve">5. A. 4 1/2 pouches (4 full, half a pouch left)</w:t>
+        <w:t xml:space="preserve">6. B. 10</w:t>
       </w:r>
     </w:p>
     <w:p>
@@ -1178,7 +1182,7 @@
         <w:spacing w:after="20" w:before="0"/>
       </w:pPr>
       <w:r>
-        <w:t xml:space="preserve">     3 ÷ 2/3 = 3 × 3/2 = 9/2 = 4 1/2. You can fill 4 full pouches with half a pouch of mix left over.</w:t>
+        <w:t xml:space="preserve">     8 ÷ 4/5 = 8 × 5/4 = 40/4 = 10 bottles.</w:t>
       </w:r>
     </w:p>
     <w:p>
@@ -1202,7 +1206,7 @@
           <w:b/>
           <w:bCs/>
         </w:rPr>
-        <w:t xml:space="preserve">6. A. 12</w:t>
+        <w:t xml:space="preserve">7. B. 4 1/2 pouches (4 full, half a pouch left)</w:t>
       </w:r>
     </w:p>
     <w:p>
@@ -1210,7 +1214,7 @@
         <w:spacing w:after="20" w:before="0"/>
       </w:pPr>
       <w:r>
-        <w:t xml:space="preserve">     9 ÷ 3/4 = 9 × 4/3 = 36/3 = 12 pans.</w:t>
+        <w:t xml:space="preserve">     3 ÷ 2/3 = 3 × 3/2 = 9/2 = 4 1/2. You can fill 4 full pouches with half a pouch of mix left over.</w:t>
       </w:r>
     </w:p>
     <w:p>
@@ -1234,7 +1238,7 @@
           <w:b/>
           <w:bCs/>
         </w:rPr>
-        <w:t xml:space="preserve">7. Level 2 Extension — Catch the Catering Mistake</w:t>
+        <w:t xml:space="preserve">8. C. 12</w:t>
       </w:r>
     </w:p>
     <w:p>
@@ -1242,6 +1246,38 @@
         <w:spacing w:after="20" w:before="0"/>
       </w:pPr>
       <w:r>
+        <w:t xml:space="preserve">     9 ÷ 3/4 = 9 × 4/3 = 36/3 = 12 pans.</w:t>
+      </w:r>
+    </w:p>
+    <w:p>
+      <w:pPr>
+        <w:spacing w:after="80" w:before="0"/>
+      </w:pPr>
+      <w:r>
+        <w:rPr>
+          <w:i/>
+          <w:iCs/>
+        </w:rPr>
+        <w:t xml:space="preserve">     Watch for: A common mistake in Divide Whole Numbers by Fractions is doing 'Keep, Change' but skipping the 'Flip' — students multiply by the divisor as it is instead of by its reciprocal. For example, for 6 ÷ 3/4, a student might write 6 × 3/4 = 4 1/2 and stop there, but the divisor 3/4 must be flipped to 4/3 first: 6 × 4/3 = 24/3 = 8. Before you submit, check: did I flip the second fraction (the divisor) upside down before multiplying?</w:t>
+      </w:r>
+    </w:p>
+    <w:p>
+      <w:pPr>
+        <w:spacing w:after="40" w:before="0"/>
+      </w:pPr>
+      <w:r>
+        <w:rPr>
+          <w:b/>
+          <w:bCs/>
+        </w:rPr>
+        <w:t xml:space="preserve">9. Fix our table's thinking</w:t>
+      </w:r>
+    </w:p>
+    <w:p>
+      <w:pPr>
+        <w:spacing w:after="20" w:before="0"/>
+      </w:pPr>
+      <w:r>
         <w:t xml:space="preserve">     The mistake is in Step 2.</w:t>
       </w:r>
     </w:p>
@@ -1250,51 +1286,7 @@
         <w:spacing w:after="20" w:before="0"/>
       </w:pPr>
       <w:r>
-        <w:t xml:space="preserve">     Correct work: Keep the 6 and flip the divisor 3/4 to its reciprocal 4/3: 6 × 4/3 = 24/3 = 8 bowls. The mistake was multiplying by 3/4 instead of flipping it to 4/3.</w:t>
-      </w:r>
-    </w:p>
-    <w:p>
-      <w:pPr>
-        <w:spacing w:after="80" w:before="0"/>
-      </w:pPr>
-      <w:r>
-        <w:t xml:space="preserve">     Watch for: The Keep, Change, Flip step changed the sign but kept 3/4 instead of flipping it to 4/3, which is why the answer came out smaller than 6 instead of larger. The correct work is 6 × 4/3 = 24/3 = 8 bowls. Since each bowl holds less than a full cup, 6 cups must fill more than 6 bowls.</w:t>
-      </w:r>
-    </w:p>
-    <w:p>
-      <w:pPr>
-        <w:spacing w:after="40" w:before="0"/>
-      </w:pPr>
-      <w:r>
-        <w:rPr>
-          <w:b/>
-          <w:bCs/>
-        </w:rPr>
-        <w:t xml:space="preserve">8. Find the Division Error</w:t>
-      </w:r>
-    </w:p>
-    <w:p>
-      <w:pPr>
-        <w:spacing w:after="20" w:before="0"/>
-      </w:pPr>
-      <w:r>
-        <w:t xml:space="preserve">     The mistake is in Step 2.</w:t>
-      </w:r>
-    </w:p>
-    <w:p>
-      <w:pPr>
-        <w:spacing w:after="20" w:before="0"/>
-      </w:pPr>
-      <w:r>
-        <w:t xml:space="preserve">     Correct work: 6 × 3/2 (flip the divisor 2/3 to get 3/2, not keep it as 2/3). Then 6 × 3/2 = 18/2 = 9.</w:t>
-      </w:r>
-    </w:p>
-    <w:p>
-      <w:pPr>
-        <w:spacing w:after="80" w:before="0"/>
-      </w:pPr>
-      <w:r>
-        <w:t xml:space="preserve">     Watch for: The Keep, Change, Flip step kept the divisor as 2/3 instead of flipping it to its reciprocal 3/2. The correct work is 6 × 3/2 = 18/2 = 9. Nine also makes sense as a count: each whole holds one and a half 2/3-size pieces, so 6 wholes hold 9 of them — more than the 6 you started with, not less.</w:t>
+        <w:t xml:space="preserve">     Correct work: The correct answer is 18. 6 ÷ 1/3 = 6 × 3/1 = 18. There are 18 thirds in 6 wholes.</w:t>
       </w:r>
     </w:p>
     <w:sectPr>
@@ -1483,7 +1475,14 @@
 <file path=word/styles.xml><?xml version="1.0" encoding="utf-8"?>
 <w:styles xmlns:mc="http://schemas.openxmlformats.org/markup-compatibility/2006" xmlns:r="http://schemas.openxmlformats.org/officeDocument/2006/relationships" xmlns:w="http://schemas.openxmlformats.org/wordprocessingml/2006/main" xmlns:w14="http://schemas.microsoft.com/office/word/2010/wordml" xmlns:w15="http://schemas.microsoft.com/office/word/2012/wordml" mc:Ignorable="w14 w15">
   <w:docDefaults>
-    <w:rPrDefault/>
+    <w:rPrDefault>
+      <w:rPr>
+        <w:rFonts w:ascii="Arial" w:cs="Arial" w:eastAsia="Arial" w:hAnsi="Arial"/>
+        <w:sz w:val="22"/>
+        <w:szCs w:val="22"/>
+        <w:lang w:val="en-US"/>
+      </w:rPr>
+    </w:rPrDefault>
     <w:pPrDefault/>
   </w:docDefaults>
   <w:style w:type="paragraph" w:styleId="Title">
@@ -1501,10 +1500,16 @@
     <w:basedOn w:val="Normal"/>
     <w:next w:val="Normal"/>
     <w:qFormat/>
+    <w:pPr>
+      <w:keepNext/>
+    </w:pPr>
     <w:rPr>
-      <w:color w:val="2E74B5"/>
-      <w:sz w:val="32"/>
-      <w:szCs w:val="32"/>
+      <w:rFonts w:ascii="Arial" w:cs="Arial" w:eastAsia="Arial" w:hAnsi="Arial"/>
+      <w:b/>
+      <w:bCs/>
+      <w:color w:val="183E56"/>
+      <w:sz w:val="34"/>
+      <w:szCs w:val="34"/>
     </w:rPr>
   </w:style>
   <w:style w:type="paragraph" w:styleId="Heading2">
@@ -1512,8 +1517,14 @@
     <w:basedOn w:val="Normal"/>
     <w:next w:val="Normal"/>
     <w:qFormat/>
+    <w:pPr>
+      <w:keepNext/>
+    </w:pPr>
     <w:rPr>
-      <w:color w:val="2E74B5"/>
+      <w:rFonts w:ascii="Arial" w:cs="Arial" w:eastAsia="Arial" w:hAnsi="Arial"/>
+      <w:b/>
+      <w:bCs/>
+      <w:color w:val="176B70"/>
       <w:sz w:val="26"/>
       <w:szCs w:val="26"/>
     </w:rPr>

--- a/lessons/6-9-group1/homework.docx
+++ b/lessons/6-9-group1/homework.docx
@@ -983,312 +983,6 @@
         <w:t xml:space="preserve">______________________________________________________________________</w:t>
       </w:r>
     </w:p>
-    <w:p>
-      <w:r>
-        <w:br w:type="page"/>
-      </w:r>
-    </w:p>
-    <w:p>
-      <w:pPr>
-        <w:pStyle w:val="Heading1"/>
-        <w:spacing w:after="120"/>
-      </w:pPr>
-      <w:r>
-        <w:rPr>
-          <w:b/>
-          <w:bCs/>
-        </w:rPr>
-        <w:t xml:space="preserve">Answer Key (Teacher)</w:t>
-      </w:r>
-    </w:p>
-    <w:p>
-      <w:pPr>
-        <w:spacing w:after="40" w:before="0"/>
-      </w:pPr>
-      <w:r>
-        <w:rPr>
-          <w:b/>
-          <w:bCs/>
-        </w:rPr>
-        <w:t xml:space="preserve">1. D. 18</w:t>
-      </w:r>
-    </w:p>
-    <w:p>
-      <w:pPr>
-        <w:spacing w:after="20" w:before="0"/>
-      </w:pPr>
-      <w:r>
-        <w:t xml:space="preserve">     6 ÷ 1/3 = 6 × 3/1 = 18. There are 18 thirds in 6 wholes.</w:t>
-      </w:r>
-    </w:p>
-    <w:p>
-      <w:pPr>
-        <w:spacing w:after="80" w:before="0"/>
-      </w:pPr>
-      <w:r>
-        <w:rPr>
-          <w:i/>
-          <w:iCs/>
-        </w:rPr>
-        <w:t xml:space="preserve">     Watch for: A common mistake in Divide Whole Numbers by Fractions is doing 'Keep, Change' but skipping the 'Flip' — students multiply by the divisor as it is instead of by its reciprocal. For example, for 6 ÷ 3/4, a student might write 6 × 3/4 = 4 1/2 and stop there, but the divisor 3/4 must be flipped to 4/3 first: 6 × 4/3 = 24/3 = 8. Before you submit, check: did I flip the second fraction (the divisor) upside down before multiplying?</w:t>
-      </w:r>
-    </w:p>
-    <w:p>
-      <w:pPr>
-        <w:spacing w:after="40" w:before="0"/>
-      </w:pPr>
-      <w:r>
-        <w:rPr>
-          <w:b/>
-          <w:bCs/>
-        </w:rPr>
-        <w:t xml:space="preserve">2. D. 15</w:t>
-      </w:r>
-    </w:p>
-    <w:p>
-      <w:pPr>
-        <w:spacing w:after="20" w:before="0"/>
-      </w:pPr>
-      <w:r>
-        <w:t xml:space="preserve">     3 ÷ 1/5 = 3 × 5/1 = 15. There are 15 fifths in 3 wholes.</w:t>
-      </w:r>
-    </w:p>
-    <w:p>
-      <w:pPr>
-        <w:spacing w:after="80" w:before="0"/>
-      </w:pPr>
-      <w:r>
-        <w:rPr>
-          <w:i/>
-          <w:iCs/>
-        </w:rPr>
-        <w:t xml:space="preserve">     Watch for: A common mistake in Divide Whole Numbers by Fractions is doing 'Keep, Change' but skipping the 'Flip' — students multiply by the divisor as it is instead of by its reciprocal. For example, for 6 ÷ 3/4, a student might write 6 × 3/4 = 4 1/2 and stop there, but the divisor 3/4 must be flipped to 4/3 first: 6 × 4/3 = 24/3 = 8. Before you submit, check: did I flip the second fraction (the divisor) upside down before multiplying?</w:t>
-      </w:r>
-    </w:p>
-    <w:p>
-      <w:pPr>
-        <w:spacing w:after="40" w:before="0"/>
-      </w:pPr>
-      <w:r>
-        <w:rPr>
-          <w:b/>
-          <w:bCs/>
-        </w:rPr>
-        <w:t xml:space="preserve">3. Spot the Common Mistake</w:t>
-      </w:r>
-    </w:p>
-    <w:p>
-      <w:pPr>
-        <w:spacing w:after="20" w:before="0"/>
-      </w:pPr>
-      <w:r>
-        <w:t xml:space="preserve">     The mistake is in Step 2.</w:t>
-      </w:r>
-    </w:p>
-    <w:p>
-      <w:pPr>
-        <w:spacing w:after="20" w:before="0"/>
-      </w:pPr>
-      <w:r>
-        <w:t xml:space="preserve">     Correct work: Flip the divisor 1/5 to its reciprocal 5/1 before multiplying: 4 × 5/1 = 20. The mistake was multiplying by 1/5 instead of flipping it to 5. (The answer should be larger than 4, not smaller.)</w:t>
-      </w:r>
-    </w:p>
-    <w:p>
-      <w:pPr>
-        <w:spacing w:after="80" w:before="0"/>
-      </w:pPr>
-      <w:r>
-        <w:t xml:space="preserve">     Watch for: The Keep, Change, Flip step changed the ÷ to × but never flipped the divisor, so it multiplied by 1/5 instead of by 5/1. The reciprocal of 1/5 is 5, so 4 ÷ 1/5 = 4 × 5 = 20. That size makes sense too: 4 wholes contain twenty 1/5-size pieces, so the answer has to be bigger than 4, not the 4/5 that was written.</w:t>
-      </w:r>
-    </w:p>
-    <w:p>
-      <w:pPr>
-        <w:spacing w:after="40" w:before="0"/>
-      </w:pPr>
-      <w:r>
-        <w:rPr>
-          <w:b/>
-          <w:bCs/>
-        </w:rPr>
-        <w:t xml:space="preserve">4. C. 9</w:t>
-      </w:r>
-    </w:p>
-    <w:p>
-      <w:pPr>
-        <w:spacing w:after="20" w:before="0"/>
-      </w:pPr>
-      <w:r>
-        <w:t xml:space="preserve">     6 ÷ 2/3 = 6 × 3/2 = 18/2 = 9. Keep 6, change ÷ to ×, flip 2/3 to 3/2.</w:t>
-      </w:r>
-    </w:p>
-    <w:p>
-      <w:pPr>
-        <w:spacing w:after="80" w:before="0"/>
-      </w:pPr>
-      <w:r>
-        <w:rPr>
-          <w:i/>
-          <w:iCs/>
-        </w:rPr>
-        <w:t xml:space="preserve">     Watch for: A common mistake in Divide Whole Numbers by Fractions is doing 'Keep, Change' but skipping the 'Flip' — students multiply by the divisor as it is instead of by its reciprocal. For example, for 6 ÷ 3/4, a student might write 6 × 3/4 = 4 1/2 and stop there, but the divisor 3/4 must be flipped to 4/3 first: 6 × 4/3 = 24/3 = 8. Before you submit, check: did I flip the second fraction (the divisor) upside down before multiplying?</w:t>
-      </w:r>
-    </w:p>
-    <w:p>
-      <w:pPr>
-        <w:spacing w:after="40" w:before="0"/>
-      </w:pPr>
-      <w:r>
-        <w:rPr>
-          <w:b/>
-          <w:bCs/>
-        </w:rPr>
-        <w:t xml:space="preserve">5. D. 8</w:t>
-      </w:r>
-    </w:p>
-    <w:p>
-      <w:pPr>
-        <w:spacing w:after="20" w:before="0"/>
-      </w:pPr>
-      <w:r>
-        <w:t xml:space="preserve">     4 ÷ 1/2 = 4 × 2/1 = 8 batches. Each cup makes 2 half-cup batches.</w:t>
-      </w:r>
-    </w:p>
-    <w:p>
-      <w:pPr>
-        <w:spacing w:after="80" w:before="0"/>
-      </w:pPr>
-      <w:r>
-        <w:rPr>
-          <w:i/>
-          <w:iCs/>
-        </w:rPr>
-        <w:t xml:space="preserve">     Watch for: A common mistake in Divide Whole Numbers by Fractions is doing 'Keep, Change' but skipping the 'Flip' — students multiply by the divisor as it is instead of by its reciprocal. For example, for 6 ÷ 3/4, a student might write 6 × 3/4 = 4 1/2 and stop there, but the divisor 3/4 must be flipped to 4/3 first: 6 × 4/3 = 24/3 = 8. Before you submit, check: did I flip the second fraction (the divisor) upside down before multiplying?</w:t>
-      </w:r>
-    </w:p>
-    <w:p>
-      <w:pPr>
-        <w:spacing w:after="40" w:before="0"/>
-      </w:pPr>
-      <w:r>
-        <w:rPr>
-          <w:b/>
-          <w:bCs/>
-        </w:rPr>
-        <w:t xml:space="preserve">6. B. 10</w:t>
-      </w:r>
-    </w:p>
-    <w:p>
-      <w:pPr>
-        <w:spacing w:after="20" w:before="0"/>
-      </w:pPr>
-      <w:r>
-        <w:t xml:space="preserve">     8 ÷ 4/5 = 8 × 5/4 = 40/4 = 10 bottles.</w:t>
-      </w:r>
-    </w:p>
-    <w:p>
-      <w:pPr>
-        <w:spacing w:after="80" w:before="0"/>
-      </w:pPr>
-      <w:r>
-        <w:rPr>
-          <w:i/>
-          <w:iCs/>
-        </w:rPr>
-        <w:t xml:space="preserve">     Watch for: A common mistake in Divide Whole Numbers by Fractions is doing 'Keep, Change' but skipping the 'Flip' — students multiply by the divisor as it is instead of by its reciprocal. For example, for 6 ÷ 3/4, a student might write 6 × 3/4 = 4 1/2 and stop there, but the divisor 3/4 must be flipped to 4/3 first: 6 × 4/3 = 24/3 = 8. Before you submit, check: did I flip the second fraction (the divisor) upside down before multiplying?</w:t>
-      </w:r>
-    </w:p>
-    <w:p>
-      <w:pPr>
-        <w:spacing w:after="40" w:before="0"/>
-      </w:pPr>
-      <w:r>
-        <w:rPr>
-          <w:b/>
-          <w:bCs/>
-        </w:rPr>
-        <w:t xml:space="preserve">7. B. 4 1/2 pouches (4 full, half a pouch left)</w:t>
-      </w:r>
-    </w:p>
-    <w:p>
-      <w:pPr>
-        <w:spacing w:after="20" w:before="0"/>
-      </w:pPr>
-      <w:r>
-        <w:t xml:space="preserve">     3 ÷ 2/3 = 3 × 3/2 = 9/2 = 4 1/2. You can fill 4 full pouches with half a pouch of mix left over.</w:t>
-      </w:r>
-    </w:p>
-    <w:p>
-      <w:pPr>
-        <w:spacing w:after="80" w:before="0"/>
-      </w:pPr>
-      <w:r>
-        <w:rPr>
-          <w:i/>
-          <w:iCs/>
-        </w:rPr>
-        <w:t xml:space="preserve">     Watch for: A common mistake in Divide Whole Numbers by Fractions is doing 'Keep, Change' but skipping the 'Flip' — students multiply by the divisor as it is instead of by its reciprocal. For example, for 6 ÷ 3/4, a student might write 6 × 3/4 = 4 1/2 and stop there, but the divisor 3/4 must be flipped to 4/3 first: 6 × 4/3 = 24/3 = 8. Before you submit, check: did I flip the second fraction (the divisor) upside down before multiplying?</w:t>
-      </w:r>
-    </w:p>
-    <w:p>
-      <w:pPr>
-        <w:spacing w:after="40" w:before="0"/>
-      </w:pPr>
-      <w:r>
-        <w:rPr>
-          <w:b/>
-          <w:bCs/>
-        </w:rPr>
-        <w:t xml:space="preserve">8. C. 12</w:t>
-      </w:r>
-    </w:p>
-    <w:p>
-      <w:pPr>
-        <w:spacing w:after="20" w:before="0"/>
-      </w:pPr>
-      <w:r>
-        <w:t xml:space="preserve">     9 ÷ 3/4 = 9 × 4/3 = 36/3 = 12 pans.</w:t>
-      </w:r>
-    </w:p>
-    <w:p>
-      <w:pPr>
-        <w:spacing w:after="80" w:before="0"/>
-      </w:pPr>
-      <w:r>
-        <w:rPr>
-          <w:i/>
-          <w:iCs/>
-        </w:rPr>
-        <w:t xml:space="preserve">     Watch for: A common mistake in Divide Whole Numbers by Fractions is doing 'Keep, Change' but skipping the 'Flip' — students multiply by the divisor as it is instead of by its reciprocal. For example, for 6 ÷ 3/4, a student might write 6 × 3/4 = 4 1/2 and stop there, but the divisor 3/4 must be flipped to 4/3 first: 6 × 4/3 = 24/3 = 8. Before you submit, check: did I flip the second fraction (the divisor) upside down before multiplying?</w:t>
-      </w:r>
-    </w:p>
-    <w:p>
-      <w:pPr>
-        <w:spacing w:after="40" w:before="0"/>
-      </w:pPr>
-      <w:r>
-        <w:rPr>
-          <w:b/>
-          <w:bCs/>
-        </w:rPr>
-        <w:t xml:space="preserve">9. Fix our table's thinking</w:t>
-      </w:r>
-    </w:p>
-    <w:p>
-      <w:pPr>
-        <w:spacing w:after="20" w:before="0"/>
-      </w:pPr>
-      <w:r>
-        <w:t xml:space="preserve">     The mistake is in Step 2.</w:t>
-      </w:r>
-    </w:p>
-    <w:p>
-      <w:pPr>
-        <w:spacing w:after="20" w:before="0"/>
-      </w:pPr>
-      <w:r>
-        <w:t xml:space="preserve">     Correct work: The correct answer is 18. 6 ÷ 1/3 = 6 × 3/1 = 18. There are 18 thirds in 6 wholes.</w:t>
-      </w:r>
-    </w:p>
     <w:sectPr>
       <w:pgSz w:w="11906" w:h="16838" w:orient="portrait"/>
       <w:pgMar w:top="720" w:right="900" w:bottom="720" w:left="900" w:header="708" w:footer="708" w:gutter="0"/>
